--- a/data/Dialogues EU-LAC_EU-LAC Multi-Stakeholder Forum on Cybersecurity and Secure Connectivity.docx
+++ b/data/Dialogues EU-LAC_EU-LAC Multi-Stakeholder Forum on Cybersecurity and Secure Connectivity.docx
@@ -2,13 +2,13 @@
 <file path=word/document.xml><?xml version="1.0" encoding="utf-8"?>
 <w:document xmlns:w="http://schemas.openxmlformats.org/wordprocessingml/2006/main" xmlns:m="http://schemas.openxmlformats.org/officeDocument/2006/math" xmlns:r="http://schemas.openxmlformats.org/officeDocument/2006/relationships" xmlns:o="urn:schemas-microsoft-com:office:office" xmlns:v="urn:schemas-microsoft-com:vml" xmlns:w10="urn:schemas-microsoft-com:office:word" xmlns:a="http://schemas.openxmlformats.org/drawingml/2006/main" xmlns:pic="http://schemas.openxmlformats.org/drawingml/2006/picture" xmlns:wp="http://schemas.openxmlformats.org/drawingml/2006/wordprocessingDrawing">
   <w:body>
-    <w:bookmarkStart w:id="26" w:name="Xd26f7ed3328199d2305bda5db2b762131d51f4d"/>
+    <w:bookmarkStart w:id="26" w:name="Xfa53b39f653ae428bb3b65f7a98ae5f2d5e4f15"/>
     <w:p>
       <w:pPr>
         <w:pStyle w:val="Heading1"/>
       </w:pPr>
       <w:r>
-        <w:t xml:space="preserve">EU-LAC Multi-Stakeholder Forum on Cybersecurity and Secure Connectivity Summary</w:t>
+        <w:t xml:space="preserve">EU-LAC Multi-Stakeholder Forum on Cybersecurity and Secure Connectivity (Madrid, October 2024)</w:t>
       </w:r>
     </w:p>
     <w:p>
@@ -55,7 +55,7 @@
         <w:pStyle w:val="FirstParagraph"/>
       </w:pPr>
       <w:r>
-        <w:t xml:space="preserve">The EU-LAC Multi-Stakeholder Forum on Cybersecurity and Secure Connectivity took place in Madrid from October 23-25, 2024, as part of the EU-LAC Digital Alliance. The forum aimed to enhance bi-regional cooperation among government, private sector, civil society, and academia, building on the outcomes of the 2023 Cybersecurity High-Level Dialogue. Key discussions focused on increasing digital infrastructure investments in the LAC region, strengthening cyber-resilience, and establishing secure connectivity standards. Participants included high-level representatives from EU and LAC governments, multilateral banks, and civil-society networks. The forum resulted in commitments to draft a roadmap for investment and capacity-building in cybersecurity, launch thematic working groups, and ensure that forum insights inform the upcoming Connectivity Policy Dialogue in Chile. Next steps include finalizing the roadmap by Q2 2025 and reporting progress at the EU-CELAC Summit in 2025.</w:t>
+        <w:t xml:space="preserve">The EU-LAC Multi-Stakeholder Forum on Cybersecurity and Secure Connectivity, held in Madrid in October 2024, convened government, private sector, civil society, academia, and development actors to enhance bi-regional cooperation on cybersecurity and trusted digital connectivity. Building on the 2023 Santo Domingo Cybersecurity Dialogue, the forum focused on investment opportunities, capacity-building, resilient digital infrastructure, and secure data flows in Latin America and the Caribbean (LAC). Key discussions included digital infrastructure investments, cyber-resilience ecosystems, capacity-building tools, and secure connectivity standards. Participants included EU and LAC government representatives, European Commission bodies, multilateral banks, telecom companies, and civil society networks. Outcomes featured commitments to draft an investment and capacity-building roadmap by mid-2025, establish thematic working groups on risk management and regulatory alignment, and recognize RedCLARA and BELLA II as strategic enablers. The forum’s inputs will inform the upcoming EU-LAC Connectivity Dialogue in Chile and the EU-CELAC Summit 2025.</w:t>
       </w:r>
     </w:p>
     <w:bookmarkEnd w:id="20"/>
@@ -77,7 +77,7 @@
         </w:numPr>
       </w:pPr>
       <w:r>
-        <w:t xml:space="preserve">The forum took place in Madrid from October 23-25, 2024, focusing on cybersecurity and secure connectivity within the EU-LAC Digital Alliance framework.</w:t>
+        <w:t xml:space="preserve">The EU-LAC Multi-Stakeholder Forum on Cybersecurity and Secure Connectivity (Madrid, Oct 2024) advances bi-regional cooperation on cybersecurity and trusted connectivity among governments, private sector, civil society, academia, and development actors.</w:t>
       </w:r>
     </w:p>
     <w:p>
@@ -89,7 +89,7 @@
         </w:numPr>
       </w:pPr>
       <w:r>
-        <w:t xml:space="preserve">It aimed to enhance bi-regional cooperation by involving diverse stakeholders, including government, private sector, and civil society.</w:t>
+        <w:t xml:space="preserve">Key topics include boosting digital infrastructure investments in LAC, strengthening cyber-resilience ecosystems, capacity-building tools, and secure connectivity standards like 5G risk mitigation.</w:t>
       </w:r>
     </w:p>
     <w:p>
@@ -101,7 +101,7 @@
         </w:numPr>
       </w:pPr>
       <w:r>
-        <w:t xml:space="preserve">Key discussions included digital infrastructure investments, cyber-resilience ecosystems, and capacity-building tools.</w:t>
+        <w:t xml:space="preserve">Participants include high-level representatives from EU and LAC governments, European Commission, telecom companies, multilateral banks, development agencies, civil society, and academia.</w:t>
       </w:r>
     </w:p>
     <w:p>
@@ -113,7 +113,7 @@
         </w:numPr>
       </w:pPr>
       <w:r>
-        <w:t xml:space="preserve">Outcomes included a commitment to draft a roadmap for investment and capacity-building in cybersecurity ahead of the EU-CELAC Summit 2025.</w:t>
+        <w:t xml:space="preserve">Outcomes feature a roadmap for investment and capacity-building, thematic working groups on risk management and regulatory alignment, and recognition of RedCLARA and BELLA II as strategic enablers.</w:t>
       </w:r>
     </w:p>
     <w:p>
@@ -125,7 +125,7 @@
         </w:numPr>
       </w:pPr>
       <w:r>
-        <w:t xml:space="preserve">The forum recognized RedCLARA and BELLA II as vital for inter-regional research networks and established thematic working groups for best practices.</w:t>
+        <w:t xml:space="preserve">Next steps involve finalizing the roadmap by Q2 2025, reporting progress at the EU-LAC Connectivity Dialogue (Nov 2024) and EU-CELAC Summit 2025.</w:t>
       </w:r>
     </w:p>
     <w:bookmarkEnd w:id="21"/>
@@ -195,7 +195,31 @@
               <w:pStyle w:val="Compact"/>
             </w:pPr>
             <w:r>
-              <w:t xml:space="preserve">EU Member States; LAC governments; European Commission; European Commission DG INTPA; European Commission DG CONNECT</w:t>
+              <w:t xml:space="preserve">EU Member States; European Commission; Governments; Inter-American Development Bank</w:t>
+            </w:r>
+          </w:p>
+        </w:tc>
+      </w:tr>
+      <w:tr>
+        <w:tc>
+          <w:tcPr/>
+          <w:p>
+            <w:pPr>
+              <w:pStyle w:val="Compact"/>
+            </w:pPr>
+            <w:r>
+              <w:t xml:space="preserve">Research and Innovation Actors</w:t>
+            </w:r>
+          </w:p>
+        </w:tc>
+        <w:tc>
+          <w:tcPr/>
+          <w:p>
+            <w:pPr>
+              <w:pStyle w:val="Compact"/>
+            </w:pPr>
+            <w:r>
+              <w:t xml:space="preserve">EU-LAC Digital Alliance; Digital for Development Hub; Latin American Cooperation of Advanced Networks; Academic Institutions</w:t>
             </w:r>
           </w:p>
         </w:tc>
@@ -219,7 +243,7 @@
               <w:pStyle w:val="Compact"/>
             </w:pPr>
             <w:r>
-              <w:t xml:space="preserve">Telefónica; Nokia; Ericsson; multilateral banks; IDB; development agencies; AECID; AFD</w:t>
+              <w:t xml:space="preserve">Inter-American Development Bank; Development Bank of Latin America and the Caribbean; Telecommunication Companies; ICT Companies; Private Sector Representatives</w:t>
             </w:r>
           </w:p>
         </w:tc>
@@ -243,31 +267,7 @@
               <w:pStyle w:val="Compact"/>
             </w:pPr>
             <w:r>
-              <w:t xml:space="preserve">RedCLARA; APC</w:t>
-            </w:r>
-          </w:p>
-        </w:tc>
-      </w:tr>
-      <w:tr>
-        <w:tc>
-          <w:tcPr/>
-          <w:p>
-            <w:pPr>
-              <w:pStyle w:val="Compact"/>
-            </w:pPr>
-            <w:r>
-              <w:t xml:space="preserve">Research and Innovation Actors</w:t>
-            </w:r>
-          </w:p>
-        </w:tc>
-        <w:tc>
-          <w:tcPr/>
-          <w:p>
-            <w:pPr>
-              <w:pStyle w:val="Compact"/>
-            </w:pPr>
-            <w:r>
-              <w:t xml:space="preserve">EU-LAC Digital Alliance; LAC4</w:t>
+              <w:t xml:space="preserve">Civil Society Organisations; Non-governmental Institutions</w:t>
             </w:r>
           </w:p>
         </w:tc>
@@ -340,7 +340,7 @@
               <w:pStyle w:val="Compact"/>
             </w:pPr>
             <w:r>
-              <w:t xml:space="preserve">EU-LAC Digital Alliance; Bi-regional Cooperation; Global Digital Cooperation; Digital &amp; Technological Partnerships</w:t>
+              <w:t xml:space="preserve">EU-LAC Digital Alliance; Bi-regional Cooperation; Digital &amp; Technological Partnerships</w:t>
             </w:r>
           </w:p>
         </w:tc>
@@ -364,7 +364,7 @@
               <w:pStyle w:val="Compact"/>
             </w:pPr>
             <w:r>
-              <w:t xml:space="preserve">Cybersecurity; Digital Governance</w:t>
+              <w:t xml:space="preserve">Cyber Risk Management; Digital Governance</w:t>
             </w:r>
           </w:p>
         </w:tc>
@@ -393,6 +393,30 @@
           </w:p>
         </w:tc>
       </w:tr>
+      <w:tr>
+        <w:tc>
+          <w:tcPr/>
+          <w:p>
+            <w:pPr>
+              <w:pStyle w:val="Compact"/>
+            </w:pPr>
+            <w:r>
+              <w:t xml:space="preserve">Technology &amp; Innovation</w:t>
+            </w:r>
+          </w:p>
+        </w:tc>
+        <w:tc>
+          <w:tcPr/>
+          <w:p>
+            <w:pPr>
+              <w:pStyle w:val="Compact"/>
+            </w:pPr>
+            <w:r>
+              <w:t xml:space="preserve">5G</w:t>
+            </w:r>
+          </w:p>
+        </w:tc>
+      </w:tr>
     </w:tbl>
     <w:bookmarkEnd w:id="23"/>
     <w:bookmarkStart w:id="24" w:name="practical-applications"/>
@@ -413,7 +437,7 @@
         </w:numPr>
       </w:pPr>
       <w:r>
-        <w:t xml:space="preserve">Agreement to draft an investment &amp; capacity-building roadmap on cybersecurity and secure connectivity ahead of the EU-CELAC Summit 2025.</w:t>
+        <w:t xml:space="preserve">Launch of thematic working groups to consolidate best practices on risk management, critical-infrastructure protection, and regulatory alignment in cybersecurity and secure connectivity.</w:t>
       </w:r>
     </w:p>
     <w:p>
@@ -425,7 +449,7 @@
         </w:numPr>
       </w:pPr>
       <w:r>
-        <w:t xml:space="preserve">Launch of thematic working groups to consolidate best practices on risk management, critical-infrastructure protection, and regulatory alignment.</w:t>
+        <w:t xml:space="preserve">Recognition and utilization of RedCLARA and BELLA II as strategic enablers for resilient inter-regional research networks between EU and LAC regions.</w:t>
       </w:r>
     </w:p>
     <w:p>
@@ -437,7 +461,7 @@
         </w:numPr>
       </w:pPr>
       <w:r>
-        <w:t xml:space="preserve">Recognition of RedCLARA and BELLA II as strategic enablers for resilient inter-regional research networks.</w:t>
+        <w:t xml:space="preserve">Development and forthcoming finalization (Q2 2025) of an investment and capacity-building roadmap on cybersecurity and secure connectivity, including concrete milestones for investment mobilization and skills programs.</w:t>
       </w:r>
     </w:p>
     <w:p>
@@ -449,7 +473,43 @@
         </w:numPr>
       </w:pPr>
       <w:r>
-        <w:t xml:space="preserve">Confirmation that Forum inputs will inform the upcoming Connectivity Policy Dialogue in Chile.</w:t>
+        <w:t xml:space="preserve">Capacity-building initiatives through communities of practice such as LAC4 and EU CyberNet to strengthen cyber-resilience ecosystems.</w:t>
+      </w:r>
+    </w:p>
+    <w:p>
+      <w:pPr>
+        <w:pStyle w:val="Compact"/>
+        <w:numPr>
+          <w:ilvl w:val="0"/>
+          <w:numId w:val="1002"/>
+        </w:numPr>
+      </w:pPr>
+      <w:r>
+        <w:t xml:space="preserve">Engagement of multilateral banks (e.g., IDB) and development agencies (AECID, AFD) to support investment opportunities in digital infrastructure in LAC.</w:t>
+      </w:r>
+    </w:p>
+    <w:p>
+      <w:pPr>
+        <w:pStyle w:val="Compact"/>
+        <w:numPr>
+          <w:ilvl w:val="0"/>
+          <w:numId w:val="1002"/>
+        </w:numPr>
+      </w:pPr>
+      <w:r>
+        <w:t xml:space="preserve">Integration of secure connectivity standards and risk-mitigation approaches, including experiences from the 5G Toolbox, into policy and regulatory frameworks.</w:t>
+      </w:r>
+    </w:p>
+    <w:p>
+      <w:pPr>
+        <w:pStyle w:val="Compact"/>
+        <w:numPr>
+          <w:ilvl w:val="0"/>
+          <w:numId w:val="1002"/>
+        </w:numPr>
+      </w:pPr>
+      <w:r>
+        <w:t xml:space="preserve">Reporting progress and informing policy dialogues at the EU-LAC Connectivity Dialogue (Chile, Nov 2024) and the EU-CELAC Summit 2025 to ensure alignment and implementation of cybersecurity and connectivity initiatives.</w:t>
       </w:r>
     </w:p>
     <w:bookmarkEnd w:id="24"/>
@@ -471,7 +531,7 @@
         </w:numPr>
       </w:pPr>
       <w:r>
-        <w:t xml:space="preserve">Finalise roadmap for investment mobilisation and skills programmes by Q2 2025.</w:t>
+        <w:t xml:space="preserve">Draft an investment and capacity-building roadmap on cybersecurity and secure connectivity ahead of the EU-CELAC Summit 2025.</w:t>
       </w:r>
     </w:p>
     <w:p>
@@ -483,7 +543,19 @@
         </w:numPr>
       </w:pPr>
       <w:r>
-        <w:t xml:space="preserve">Report progress to ministers at the EU-LAC Connectivity Dialogue in Chile in November 2024 and at the EU-CELAC Summit in 2025.</w:t>
+        <w:t xml:space="preserve">Finalise the roadmap by Q2 2025 with concrete milestones for investment mobilisation and skills programmes.</w:t>
+      </w:r>
+    </w:p>
+    <w:p>
+      <w:pPr>
+        <w:pStyle w:val="Compact"/>
+        <w:numPr>
+          <w:ilvl w:val="0"/>
+          <w:numId w:val="1003"/>
+        </w:numPr>
+      </w:pPr>
+      <w:r>
+        <w:t xml:space="preserve">Report progress to ministers at the EU-LAC Connectivity Dialogue in Chile in November 2024 and at the EU-CELAC Summit 2025.</w:t>
       </w:r>
     </w:p>
     <w:bookmarkEnd w:id="25"/>
